--- a/PA/Tukalkin_Vladimir_lb2/Tukalkin_Vladimir_lb2.docx
+++ b/PA/Tukalkin_Vladimir_lb2/Tukalkin_Vladimir_lb2.docx
@@ -3604,9 +3604,6 @@
         <w:spacing w:line="360" w:lineRule="auto"/>
         <w:ind w:firstLine="709"/>
         <w:jc w:val="both"/>
-        <w:rPr>
-          <w:lang w:val="en-US"/>
-        </w:rPr>
       </w:pPr>
       <w:r>
         <w:rPr>
@@ -3619,7 +3616,6 @@
         <w:rPr>
           <w:sz w:val="28"/>
           <w:szCs w:val="28"/>
-          <w:lang w:val="en-US"/>
         </w:rPr>
         <w:t xml:space="preserve"> </w:t>
       </w:r>
@@ -3637,7 +3633,6 @@
         <w:rPr>
           <w:sz w:val="28"/>
           <w:szCs w:val="28"/>
-          <w:lang w:val="en-US"/>
         </w:rPr>
         <w:t>:</w:t>
       </w:r>
@@ -3649,23 +3644,12 @@
         <w:ind w:firstLine="709"/>
         <w:jc w:val="both"/>
       </w:pPr>
-      <w:proofErr w:type="spellStart"/>
-      <w:r>
-        <w:rPr>
-          <w:sz w:val="28"/>
-          <w:szCs w:val="28"/>
-          <w:lang w:val="en-US"/>
-        </w:rPr>
-        <w:t>Список</w:t>
-      </w:r>
-      <w:proofErr w:type="spellEnd"/>
-      <w:r>
-        <w:rPr>
-          <w:sz w:val="28"/>
-          <w:szCs w:val="28"/>
-          <w:lang w:val="en-US"/>
-        </w:rPr>
-        <w:t xml:space="preserve"> </w:t>
+      <w:r>
+        <w:rPr>
+          <w:sz w:val="28"/>
+          <w:szCs w:val="28"/>
+        </w:rPr>
+        <w:t xml:space="preserve">Список </w:t>
       </w:r>
       <w:r>
         <w:rPr>
@@ -3682,23 +3666,12 @@
         <w:ind w:firstLine="709"/>
         <w:jc w:val="both"/>
       </w:pPr>
-      <w:proofErr w:type="spellStart"/>
-      <w:r>
-        <w:rPr>
-          <w:sz w:val="28"/>
-          <w:szCs w:val="28"/>
-          <w:lang w:val="en-US"/>
-        </w:rPr>
-        <w:t>Атрибуты</w:t>
-      </w:r>
-      <w:proofErr w:type="spellEnd"/>
-      <w:r>
-        <w:rPr>
-          <w:sz w:val="28"/>
-          <w:szCs w:val="28"/>
-          <w:lang w:val="en-US"/>
-        </w:rPr>
-        <w:t>:</w:t>
+      <w:r>
+        <w:rPr>
+          <w:sz w:val="28"/>
+          <w:szCs w:val="28"/>
+        </w:rPr>
+        <w:t>Атрибуты:</w:t>
       </w:r>
     </w:p>
     <w:p>
@@ -3987,14 +3960,7 @@
           <w:sz w:val="28"/>
           <w:szCs w:val="28"/>
         </w:rPr>
-        <w:t xml:space="preserve"> </w:t>
-      </w:r>
-      <w:r>
-        <w:rPr>
-          <w:sz w:val="28"/>
-          <w:szCs w:val="28"/>
-        </w:rPr>
-        <w:t>() - конструктор класса</w:t>
+        <w:t xml:space="preserve"> () - конструктор класса</w:t>
       </w:r>
     </w:p>
     <w:p>
@@ -4054,14 +4020,7 @@
           <w:sz w:val="28"/>
           <w:szCs w:val="28"/>
         </w:rPr>
-        <w:t xml:space="preserve"> </w:t>
-      </w:r>
-      <w:r>
-        <w:rPr>
-          <w:sz w:val="28"/>
-          <w:szCs w:val="28"/>
-        </w:rPr>
-        <w:t>() - деструктор</w:t>
+        <w:t xml:space="preserve"> () - деструктор</w:t>
       </w:r>
     </w:p>
     <w:p>
@@ -5165,14 +5124,7 @@
           <w:sz w:val="28"/>
           <w:szCs w:val="28"/>
         </w:rPr>
-        <w:t xml:space="preserve"> </w:t>
-      </w:r>
-      <w:r>
-        <w:rPr>
-          <w:sz w:val="28"/>
-          <w:szCs w:val="28"/>
-        </w:rPr>
-        <w:t>() - конструктор класса</w:t>
+        <w:t xml:space="preserve"> () - конструктор класса</w:t>
       </w:r>
     </w:p>
     <w:p>
@@ -5232,14 +5184,7 @@
           <w:sz w:val="28"/>
           <w:szCs w:val="28"/>
         </w:rPr>
-        <w:t xml:space="preserve"> </w:t>
-      </w:r>
-      <w:r>
-        <w:rPr>
-          <w:sz w:val="28"/>
-          <w:szCs w:val="28"/>
-        </w:rPr>
-        <w:t>() - деструктор</w:t>
+        <w:t xml:space="preserve"> () - деструктор</w:t>
       </w:r>
     </w:p>
     <w:p>
@@ -7476,54 +7421,54 @@
           <w:color w:val="0F1115"/>
           <w:sz w:val="28"/>
         </w:rPr>
-        <w:t xml:space="preserve"> – </w:t>
-      </w:r>
+        <w:t xml:space="preserve"> – реализация списка с грубой блокировкой</w:t>
+      </w:r>
+    </w:p>
+    <w:p>
+      <w:pPr>
+        <w:pStyle w:val="Standard"/>
+        <w:spacing w:line="360" w:lineRule="auto"/>
+        <w:ind w:firstLine="709"/>
+        <w:jc w:val="both"/>
+        <w:rPr>
+          <w:sz w:val="32"/>
+          <w:szCs w:val="28"/>
+        </w:rPr>
+      </w:pPr>
       <w:r>
         <w:rPr>
           <w:bCs/>
           <w:color w:val="0F1115"/>
           <w:sz w:val="28"/>
-        </w:rPr>
-        <w:t>реализация списка с грубой блокировкой</w:t>
-      </w:r>
-    </w:p>
-    <w:p>
-      <w:pPr>
-        <w:pStyle w:val="Standard"/>
-        <w:spacing w:line="360" w:lineRule="auto"/>
-        <w:ind w:firstLine="709"/>
-        <w:jc w:val="both"/>
-        <w:rPr>
-          <w:sz w:val="32"/>
-          <w:szCs w:val="28"/>
-        </w:rPr>
-      </w:pPr>
+          <w:lang w:val="en-US"/>
+        </w:rPr>
+        <w:t>Thin</w:t>
+      </w:r>
+      <w:proofErr w:type="spellStart"/>
       <w:r>
         <w:rPr>
           <w:bCs/>
           <w:color w:val="0F1115"/>
           <w:sz w:val="28"/>
-          <w:lang w:val="en-US"/>
-        </w:rPr>
-        <w:t>Thin</w:t>
-      </w:r>
-      <w:proofErr w:type="spellStart"/>
+        </w:rPr>
+        <w:t>BlockingList</w:t>
+      </w:r>
+      <w:proofErr w:type="spellEnd"/>
       <w:r>
         <w:rPr>
           <w:bCs/>
           <w:color w:val="0F1115"/>
           <w:sz w:val="28"/>
         </w:rPr>
-        <w:t>BlockingList</w:t>
-      </w:r>
-      <w:proofErr w:type="spellEnd"/>
+        <w:t xml:space="preserve"> </w:t>
+      </w:r>
       <w:r>
         <w:rPr>
           <w:bCs/>
           <w:color w:val="0F1115"/>
           <w:sz w:val="28"/>
         </w:rPr>
-        <w:t xml:space="preserve"> </w:t>
+        <w:t>–</w:t>
       </w:r>
       <w:r>
         <w:rPr>
@@ -7531,7 +7476,7 @@
           <w:color w:val="0F1115"/>
           <w:sz w:val="28"/>
         </w:rPr>
-        <w:t>–</w:t>
+        <w:t xml:space="preserve"> </w:t>
       </w:r>
       <w:r>
         <w:rPr>
@@ -7539,7 +7484,7 @@
           <w:color w:val="0F1115"/>
           <w:sz w:val="28"/>
         </w:rPr>
-        <w:t xml:space="preserve"> </w:t>
+        <w:t>реализация</w:t>
       </w:r>
       <w:r>
         <w:rPr>
@@ -7547,7 +7492,7 @@
           <w:color w:val="0F1115"/>
           <w:sz w:val="28"/>
         </w:rPr>
-        <w:t>реализация</w:t>
+        <w:t xml:space="preserve"> </w:t>
       </w:r>
       <w:r>
         <w:rPr>
@@ -7555,7 +7500,35 @@
           <w:color w:val="0F1115"/>
           <w:sz w:val="28"/>
         </w:rPr>
-        <w:t xml:space="preserve"> </w:t>
+        <w:t>списка с тонкой блокировкой</w:t>
+      </w:r>
+    </w:p>
+    <w:p>
+      <w:pPr>
+        <w:pStyle w:val="Standard"/>
+        <w:spacing w:line="360" w:lineRule="auto"/>
+        <w:ind w:firstLine="709"/>
+        <w:jc w:val="both"/>
+        <w:rPr>
+          <w:sz w:val="28"/>
+          <w:szCs w:val="28"/>
+        </w:rPr>
+      </w:pPr>
+      <w:proofErr w:type="spellStart"/>
+      <w:r>
+        <w:rPr>
+          <w:sz w:val="28"/>
+          <w:szCs w:val="28"/>
+        </w:rPr>
+        <w:t>LockFreeList</w:t>
+      </w:r>
+      <w:proofErr w:type="spellEnd"/>
+      <w:r>
+        <w:rPr>
+          <w:sz w:val="28"/>
+          <w:szCs w:val="28"/>
+        </w:rPr>
+        <w:t xml:space="preserve"> – </w:t>
       </w:r>
       <w:r>
         <w:rPr>
@@ -7563,15 +7536,16 @@
           <w:color w:val="0F1115"/>
           <w:sz w:val="28"/>
         </w:rPr>
-        <w:t xml:space="preserve">списка с </w:t>
+        <w:t xml:space="preserve">реализация с </w:t>
       </w:r>
       <w:r>
         <w:rPr>
           <w:bCs/>
           <w:color w:val="0F1115"/>
           <w:sz w:val="28"/>
-        </w:rPr>
-        <w:t>тонкой</w:t>
+          <w:lang w:val="en-US"/>
+        </w:rPr>
+        <w:t>lock</w:t>
       </w:r>
       <w:r>
         <w:rPr>
@@ -7579,62 +7553,231 @@
           <w:color w:val="0F1115"/>
           <w:sz w:val="28"/>
         </w:rPr>
-        <w:t xml:space="preserve"> блокировкой</w:t>
-      </w:r>
-    </w:p>
-    <w:p>
-      <w:pPr>
-        <w:pStyle w:val="Standard"/>
-        <w:spacing w:line="360" w:lineRule="auto"/>
-        <w:ind w:firstLine="709"/>
-        <w:jc w:val="both"/>
-        <w:rPr>
-          <w:sz w:val="28"/>
-          <w:szCs w:val="28"/>
-          <w:lang w:val="en-US"/>
-        </w:rPr>
-      </w:pPr>
-      <w:proofErr w:type="spellStart"/>
-      <w:r>
-        <w:rPr>
-          <w:sz w:val="28"/>
-          <w:szCs w:val="28"/>
-        </w:rPr>
-        <w:t>LockFreeList</w:t>
-      </w:r>
-      <w:proofErr w:type="spellEnd"/>
-      <w:r>
-        <w:rPr>
-          <w:sz w:val="28"/>
-          <w:szCs w:val="28"/>
-        </w:rPr>
-        <w:t xml:space="preserve"> – </w:t>
+        <w:t>-</w:t>
       </w:r>
       <w:r>
         <w:rPr>
           <w:bCs/>
           <w:color w:val="0F1115"/>
           <w:sz w:val="28"/>
-        </w:rPr>
-        <w:t>реализация</w:t>
-      </w:r>
-      <w:r>
-        <w:rPr>
-          <w:bCs/>
-          <w:color w:val="0F1115"/>
-          <w:sz w:val="28"/>
-        </w:rPr>
-        <w:t xml:space="preserve"> с </w:t>
-      </w:r>
-      <w:r>
-        <w:rPr>
-          <w:bCs/>
-          <w:color w:val="0F1115"/>
-          <w:sz w:val="28"/>
-          <w:lang w:val="en-US"/>
+          <w:lang w:val="en-US"/>
+        </w:rPr>
+        <w:t>free</w:t>
+      </w:r>
+    </w:p>
+    <w:p>
+      <w:pPr>
+        <w:pStyle w:val="Standard"/>
+        <w:spacing w:line="360" w:lineRule="auto"/>
+        <w:jc w:val="both"/>
+        <w:rPr>
+          <w:sz w:val="28"/>
+          <w:szCs w:val="28"/>
+        </w:rPr>
+      </w:pPr>
+    </w:p>
+    <w:p>
+      <w:pPr>
+        <w:pStyle w:val="Standard"/>
+        <w:spacing w:line="360" w:lineRule="auto"/>
+        <w:ind w:firstLine="709"/>
+        <w:jc w:val="both"/>
+        <w:rPr>
+          <w:sz w:val="28"/>
+          <w:szCs w:val="28"/>
+        </w:rPr>
+      </w:pPr>
+      <w:r>
+        <w:rPr>
+          <w:sz w:val="28"/>
+          <w:szCs w:val="28"/>
+        </w:rPr>
+        <w:t xml:space="preserve">1. Эффективность </w:t>
+      </w:r>
+      <w:proofErr w:type="spellStart"/>
+      <w:r>
+        <w:rPr>
+          <w:sz w:val="28"/>
+          <w:szCs w:val="28"/>
+        </w:rPr>
+        <w:t>многопоточности</w:t>
+      </w:r>
+      <w:proofErr w:type="spellEnd"/>
+    </w:p>
+    <w:p>
+      <w:pPr>
+        <w:pStyle w:val="Standard"/>
+        <w:spacing w:line="360" w:lineRule="auto"/>
+        <w:ind w:firstLine="709"/>
+        <w:jc w:val="both"/>
+        <w:rPr>
+          <w:sz w:val="28"/>
+          <w:szCs w:val="28"/>
+        </w:rPr>
+      </w:pPr>
+      <w:r>
+        <w:rPr>
+          <w:sz w:val="28"/>
+          <w:szCs w:val="28"/>
+        </w:rPr>
+        <w:t>Оптимальное количество потоков: 8-16 потоков показывают наилучшие результаты для сбалансированных нагрузок.</w:t>
+      </w:r>
+    </w:p>
+    <w:p>
+      <w:pPr>
+        <w:pStyle w:val="Standard"/>
+        <w:spacing w:line="360" w:lineRule="auto"/>
+        <w:ind w:firstLine="709"/>
+        <w:jc w:val="both"/>
+        <w:rPr>
+          <w:sz w:val="28"/>
+          <w:szCs w:val="28"/>
+        </w:rPr>
+      </w:pPr>
+      <w:r>
+        <w:rPr>
+          <w:sz w:val="28"/>
+          <w:szCs w:val="28"/>
+        </w:rPr>
+        <w:t>Наилучшее ускорение наблюдается при преобладании операций чтения (</w:t>
+      </w:r>
+      <w:proofErr w:type="spellStart"/>
+      <w:r>
+        <w:rPr>
+          <w:sz w:val="28"/>
+          <w:szCs w:val="28"/>
+        </w:rPr>
+        <w:t>read-heavy</w:t>
+      </w:r>
+      <w:proofErr w:type="spellEnd"/>
+      <w:r>
+        <w:rPr>
+          <w:sz w:val="28"/>
+          <w:szCs w:val="28"/>
+        </w:rPr>
+        <w:t xml:space="preserve"> </w:t>
+      </w:r>
+      <w:proofErr w:type="spellStart"/>
+      <w:r>
+        <w:rPr>
+          <w:sz w:val="28"/>
+          <w:szCs w:val="28"/>
+        </w:rPr>
+        <w:t>workloads</w:t>
+      </w:r>
+      <w:proofErr w:type="spellEnd"/>
+      <w:r>
+        <w:rPr>
+          <w:sz w:val="28"/>
+          <w:szCs w:val="28"/>
+        </w:rPr>
+        <w:t>).</w:t>
+      </w:r>
+    </w:p>
+    <w:p>
+      <w:pPr>
+        <w:pStyle w:val="Standard"/>
+        <w:spacing w:line="360" w:lineRule="auto"/>
+        <w:ind w:firstLine="709"/>
+        <w:jc w:val="both"/>
+        <w:rPr>
+          <w:sz w:val="28"/>
+          <w:szCs w:val="28"/>
+        </w:rPr>
+      </w:pPr>
+      <w:r>
+        <w:rPr>
+          <w:sz w:val="28"/>
+          <w:szCs w:val="28"/>
+        </w:rPr>
+        <w:t xml:space="preserve">Можно заметить, что грубая блокировка эффективнее при высокой конкуренции, в то время как </w:t>
+      </w:r>
+      <w:proofErr w:type="spellStart"/>
+      <w:r>
+        <w:rPr>
+          <w:sz w:val="28"/>
+          <w:szCs w:val="28"/>
         </w:rPr>
         <w:t>lock-free</w:t>
       </w:r>
+      <w:proofErr w:type="spellEnd"/>
+      <w:r>
+        <w:rPr>
+          <w:sz w:val="28"/>
+          <w:szCs w:val="28"/>
+        </w:rPr>
+        <w:t xml:space="preserve"> подход выигрывает при доминировании читателей.</w:t>
+      </w:r>
+    </w:p>
+    <w:p>
+      <w:pPr>
+        <w:pStyle w:val="Standard"/>
+        <w:spacing w:line="360" w:lineRule="auto"/>
+        <w:ind w:firstLine="709"/>
+        <w:jc w:val="both"/>
+        <w:rPr>
+          <w:sz w:val="28"/>
+          <w:szCs w:val="28"/>
+        </w:rPr>
+      </w:pPr>
+    </w:p>
+    <w:p>
+      <w:pPr>
+        <w:pStyle w:val="Standard"/>
+        <w:spacing w:line="360" w:lineRule="auto"/>
+        <w:ind w:firstLine="709"/>
+        <w:jc w:val="both"/>
+        <w:rPr>
+          <w:sz w:val="28"/>
+          <w:szCs w:val="28"/>
+        </w:rPr>
+      </w:pPr>
+    </w:p>
+    <w:p>
+      <w:pPr>
+        <w:pStyle w:val="Standard"/>
+        <w:spacing w:line="360" w:lineRule="auto"/>
+        <w:ind w:firstLine="709"/>
+        <w:jc w:val="both"/>
+        <w:rPr>
+          <w:sz w:val="28"/>
+          <w:szCs w:val="28"/>
+        </w:rPr>
+      </w:pPr>
+    </w:p>
+    <w:p>
+      <w:pPr>
+        <w:pStyle w:val="Standard"/>
+        <w:spacing w:line="360" w:lineRule="auto"/>
+        <w:ind w:firstLine="709"/>
+        <w:jc w:val="both"/>
+        <w:rPr>
+          <w:sz w:val="28"/>
+          <w:szCs w:val="28"/>
+        </w:rPr>
+      </w:pPr>
+    </w:p>
+    <w:p>
+      <w:pPr>
+        <w:pStyle w:val="Standard"/>
+        <w:spacing w:line="360" w:lineRule="auto"/>
+        <w:jc w:val="both"/>
+        <w:rPr>
+          <w:sz w:val="28"/>
+          <w:szCs w:val="28"/>
+        </w:rPr>
+      </w:pPr>
+    </w:p>
+    <w:p>
+      <w:pPr>
+        <w:pStyle w:val="Standard"/>
+        <w:spacing w:line="360" w:lineRule="auto"/>
+        <w:jc w:val="both"/>
+        <w:rPr>
+          <w:sz w:val="28"/>
+          <w:szCs w:val="28"/>
+        </w:rPr>
+      </w:pPr>
       <w:bookmarkStart w:id="0" w:name="_GoBack"/>
       <w:bookmarkEnd w:id="0"/>
     </w:p>
@@ -7642,235 +7785,33 @@
       <w:pPr>
         <w:pStyle w:val="Standard"/>
         <w:spacing w:line="360" w:lineRule="auto"/>
-        <w:jc w:val="both"/>
-        <w:rPr>
-          <w:sz w:val="28"/>
-          <w:szCs w:val="28"/>
-        </w:rPr>
-      </w:pPr>
+        <w:ind w:firstLine="709"/>
+        <w:jc w:val="both"/>
+        <w:rPr>
+          <w:sz w:val="28"/>
+          <w:szCs w:val="28"/>
+        </w:rPr>
+      </w:pPr>
+      <w:r>
+        <w:rPr>
+          <w:sz w:val="28"/>
+          <w:szCs w:val="28"/>
+        </w:rPr>
+        <w:lastRenderedPageBreak/>
+        <w:t xml:space="preserve">2. </w:t>
+      </w:r>
+      <w:r>
+        <w:rPr>
+          <w:sz w:val="28"/>
+          <w:szCs w:val="28"/>
+        </w:rPr>
+        <w:t>Анализ эффективности по сценариям</w:t>
+      </w:r>
     </w:p>
     <w:p>
       <w:pPr>
         <w:pStyle w:val="Standard"/>
         <w:spacing w:line="360" w:lineRule="auto"/>
-        <w:ind w:firstLine="709"/>
-        <w:jc w:val="both"/>
-        <w:rPr>
-          <w:sz w:val="28"/>
-          <w:szCs w:val="28"/>
-        </w:rPr>
-      </w:pPr>
-      <w:r>
-        <w:rPr>
-          <w:sz w:val="28"/>
-          <w:szCs w:val="28"/>
-        </w:rPr>
-        <w:t xml:space="preserve">1. Эффективность </w:t>
-      </w:r>
-      <w:proofErr w:type="spellStart"/>
-      <w:r>
-        <w:rPr>
-          <w:sz w:val="28"/>
-          <w:szCs w:val="28"/>
-        </w:rPr>
-        <w:t>многопоточности</w:t>
-      </w:r>
-      <w:proofErr w:type="spellEnd"/>
-    </w:p>
-    <w:p>
-      <w:pPr>
-        <w:pStyle w:val="Standard"/>
-        <w:spacing w:line="360" w:lineRule="auto"/>
-        <w:ind w:firstLine="709"/>
-        <w:jc w:val="both"/>
-        <w:rPr>
-          <w:sz w:val="28"/>
-          <w:szCs w:val="28"/>
-        </w:rPr>
-      </w:pPr>
-      <w:r>
-        <w:rPr>
-          <w:sz w:val="28"/>
-          <w:szCs w:val="28"/>
-        </w:rPr>
-        <w:t>Оптимальное количество потоков: 8-16 потоков показывают наилучшие результаты для сбалансированных нагрузок.</w:t>
-      </w:r>
-    </w:p>
-    <w:p>
-      <w:pPr>
-        <w:pStyle w:val="Standard"/>
-        <w:spacing w:line="360" w:lineRule="auto"/>
-        <w:ind w:firstLine="709"/>
-        <w:jc w:val="both"/>
-        <w:rPr>
-          <w:sz w:val="28"/>
-          <w:szCs w:val="28"/>
-        </w:rPr>
-      </w:pPr>
-      <w:r>
-        <w:rPr>
-          <w:sz w:val="28"/>
-          <w:szCs w:val="28"/>
-        </w:rPr>
-        <w:t>Наилучшее ускорение наблюдается при преобладании операций чтения (</w:t>
-      </w:r>
-      <w:proofErr w:type="spellStart"/>
-      <w:r>
-        <w:rPr>
-          <w:sz w:val="28"/>
-          <w:szCs w:val="28"/>
-        </w:rPr>
-        <w:t>read-heavy</w:t>
-      </w:r>
-      <w:proofErr w:type="spellEnd"/>
-      <w:r>
-        <w:rPr>
-          <w:sz w:val="28"/>
-          <w:szCs w:val="28"/>
-        </w:rPr>
-        <w:t xml:space="preserve"> </w:t>
-      </w:r>
-      <w:proofErr w:type="spellStart"/>
-      <w:r>
-        <w:rPr>
-          <w:sz w:val="28"/>
-          <w:szCs w:val="28"/>
-        </w:rPr>
-        <w:t>workloads</w:t>
-      </w:r>
-      <w:proofErr w:type="spellEnd"/>
-      <w:r>
-        <w:rPr>
-          <w:sz w:val="28"/>
-          <w:szCs w:val="28"/>
-        </w:rPr>
-        <w:t>).</w:t>
-      </w:r>
-    </w:p>
-    <w:p>
-      <w:pPr>
-        <w:pStyle w:val="Standard"/>
-        <w:spacing w:line="360" w:lineRule="auto"/>
-        <w:ind w:firstLine="709"/>
-        <w:jc w:val="both"/>
-        <w:rPr>
-          <w:sz w:val="28"/>
-          <w:szCs w:val="28"/>
-        </w:rPr>
-      </w:pPr>
-      <w:r>
-        <w:rPr>
-          <w:sz w:val="28"/>
-          <w:szCs w:val="28"/>
-        </w:rPr>
-        <w:t xml:space="preserve">Можно заметить, что грубая блокировка эффективнее при высокой конкуренции, в то время как </w:t>
-      </w:r>
-      <w:proofErr w:type="spellStart"/>
-      <w:r>
-        <w:rPr>
-          <w:sz w:val="28"/>
-          <w:szCs w:val="28"/>
-        </w:rPr>
-        <w:t>lock-free</w:t>
-      </w:r>
-      <w:proofErr w:type="spellEnd"/>
-      <w:r>
-        <w:rPr>
-          <w:sz w:val="28"/>
-          <w:szCs w:val="28"/>
-        </w:rPr>
-        <w:t xml:space="preserve"> подход выигрывает при доминировании читателей.</w:t>
-      </w:r>
-    </w:p>
-    <w:p>
-      <w:pPr>
-        <w:pStyle w:val="Standard"/>
-        <w:spacing w:line="360" w:lineRule="auto"/>
-        <w:ind w:firstLine="709"/>
-        <w:jc w:val="both"/>
-        <w:rPr>
-          <w:sz w:val="28"/>
-          <w:szCs w:val="28"/>
-        </w:rPr>
-      </w:pPr>
-    </w:p>
-    <w:p>
-      <w:pPr>
-        <w:pStyle w:val="Standard"/>
-        <w:spacing w:line="360" w:lineRule="auto"/>
-        <w:ind w:firstLine="709"/>
-        <w:jc w:val="both"/>
-        <w:rPr>
-          <w:sz w:val="28"/>
-          <w:szCs w:val="28"/>
-        </w:rPr>
-      </w:pPr>
-    </w:p>
-    <w:p>
-      <w:pPr>
-        <w:pStyle w:val="Standard"/>
-        <w:spacing w:line="360" w:lineRule="auto"/>
-        <w:ind w:firstLine="709"/>
-        <w:jc w:val="both"/>
-        <w:rPr>
-          <w:sz w:val="28"/>
-          <w:szCs w:val="28"/>
-        </w:rPr>
-      </w:pPr>
-    </w:p>
-    <w:p>
-      <w:pPr>
-        <w:pStyle w:val="Standard"/>
-        <w:spacing w:line="360" w:lineRule="auto"/>
-        <w:ind w:firstLine="709"/>
-        <w:jc w:val="both"/>
-        <w:rPr>
-          <w:sz w:val="28"/>
-          <w:szCs w:val="28"/>
-        </w:rPr>
-      </w:pPr>
-    </w:p>
-    <w:p>
-      <w:pPr>
-        <w:pStyle w:val="Standard"/>
-        <w:spacing w:line="360" w:lineRule="auto"/>
-        <w:jc w:val="both"/>
-        <w:rPr>
-          <w:sz w:val="28"/>
-          <w:szCs w:val="28"/>
-        </w:rPr>
-      </w:pPr>
-    </w:p>
-    <w:p>
-      <w:pPr>
-        <w:pStyle w:val="Standard"/>
-        <w:spacing w:line="360" w:lineRule="auto"/>
-        <w:ind w:firstLine="709"/>
-        <w:jc w:val="both"/>
-        <w:rPr>
-          <w:sz w:val="28"/>
-          <w:szCs w:val="28"/>
-        </w:rPr>
-      </w:pPr>
-      <w:r>
-        <w:rPr>
-          <w:sz w:val="28"/>
-          <w:szCs w:val="28"/>
-        </w:rPr>
-        <w:t xml:space="preserve">2. </w:t>
-      </w:r>
-      <w:r>
-        <w:rPr>
-          <w:sz w:val="28"/>
-          <w:szCs w:val="28"/>
-        </w:rPr>
-        <w:t>Анализ эффективности по сценариям</w:t>
-      </w:r>
-    </w:p>
-    <w:p>
-      <w:pPr>
-        <w:pStyle w:val="Standard"/>
-        <w:spacing w:line="360" w:lineRule="auto"/>
         <w:jc w:val="right"/>
         <w:rPr>
           <w:szCs w:val="28"/>
@@ -7880,7 +7821,6 @@
         <w:rPr>
           <w:szCs w:val="28"/>
         </w:rPr>
-        <w:lastRenderedPageBreak/>
         <w:t>Таблица 2 - Сравнение производительности по типам нагрузок</w:t>
       </w:r>
     </w:p>
@@ -8649,21 +8589,7 @@
           <w:sz w:val="28"/>
           <w:szCs w:val="28"/>
         </w:rPr>
-        <w:t xml:space="preserve"> </w:t>
-      </w:r>
-      <w:r>
-        <w:rPr>
-          <w:sz w:val="28"/>
-          <w:szCs w:val="28"/>
-        </w:rPr>
-        <w:t xml:space="preserve">сценариев с преобладание </w:t>
-      </w:r>
-      <w:r>
-        <w:rPr>
-          <w:sz w:val="28"/>
-          <w:szCs w:val="28"/>
-        </w:rPr>
-        <w:t>записи</w:t>
+        <w:t xml:space="preserve"> сценариев с преобладание записи</w:t>
       </w:r>
     </w:p>
     <w:p>
@@ -8805,7 +8731,14 @@
           <w:color w:val="0F1115"/>
           <w:sz w:val="28"/>
         </w:rPr>
-        <w:t xml:space="preserve">, </w:t>
+        <w:t xml:space="preserve">, реализацию с грубой блокировкой стоит использовать где гарантированно </w:t>
+      </w:r>
+      <w:r>
+        <w:rPr>
+          <w:sz w:val="28"/>
+          <w:szCs w:val="28"/>
+        </w:rPr>
+        <w:t xml:space="preserve">преобладает запись. </w:t>
       </w:r>
       <w:r>
         <w:rPr>
@@ -8813,7 +8746,7 @@
           <w:color w:val="0F1115"/>
           <w:sz w:val="28"/>
         </w:rPr>
-        <w:t>реализаци</w:t>
+        <w:t>Реализация</w:t>
       </w:r>
       <w:r>
         <w:rPr>
@@ -8821,7 +8754,7 @@
           <w:color w:val="0F1115"/>
           <w:sz w:val="28"/>
         </w:rPr>
-        <w:t>ю</w:t>
+        <w:t xml:space="preserve"> </w:t>
       </w:r>
       <w:r>
         <w:rPr>
@@ -8829,83 +8762,7 @@
           <w:color w:val="0F1115"/>
           <w:sz w:val="28"/>
         </w:rPr>
-        <w:t xml:space="preserve"> с грубой блокировкой</w:t>
-      </w:r>
-      <w:r>
-        <w:rPr>
-          <w:bCs/>
-          <w:color w:val="0F1115"/>
-          <w:sz w:val="28"/>
-        </w:rPr>
-        <w:t xml:space="preserve"> стоит использовать где гарантированно </w:t>
-      </w:r>
-      <w:r>
-        <w:rPr>
-          <w:sz w:val="28"/>
-          <w:szCs w:val="28"/>
-        </w:rPr>
-        <w:t>преоблада</w:t>
-      </w:r>
-      <w:r>
-        <w:rPr>
-          <w:sz w:val="28"/>
-          <w:szCs w:val="28"/>
-        </w:rPr>
-        <w:t>ет</w:t>
-      </w:r>
-      <w:r>
-        <w:rPr>
-          <w:sz w:val="28"/>
-          <w:szCs w:val="28"/>
-        </w:rPr>
-        <w:t xml:space="preserve"> </w:t>
-      </w:r>
-      <w:r>
-        <w:rPr>
-          <w:sz w:val="28"/>
-          <w:szCs w:val="28"/>
-        </w:rPr>
-        <w:t xml:space="preserve">запись. </w:t>
-      </w:r>
-      <w:r>
-        <w:rPr>
-          <w:bCs/>
-          <w:color w:val="0F1115"/>
-          <w:sz w:val="28"/>
-        </w:rPr>
-        <w:t>Р</w:t>
-      </w:r>
-      <w:r>
-        <w:rPr>
-          <w:bCs/>
-          <w:color w:val="0F1115"/>
-          <w:sz w:val="28"/>
-        </w:rPr>
-        <w:t>еализация</w:t>
-      </w:r>
-      <w:r>
-        <w:rPr>
-          <w:bCs/>
-          <w:color w:val="0F1115"/>
-          <w:sz w:val="28"/>
-        </w:rPr>
-        <w:t xml:space="preserve"> </w:t>
-      </w:r>
-      <w:r>
-        <w:rPr>
-          <w:bCs/>
-          <w:color w:val="0F1115"/>
-          <w:sz w:val="28"/>
-        </w:rPr>
-        <w:t>списка с тонкой блокировкой</w:t>
-      </w:r>
-      <w:r>
-        <w:rPr>
-          <w:bCs/>
-          <w:color w:val="0F1115"/>
-          <w:sz w:val="28"/>
-        </w:rPr>
-        <w:t xml:space="preserve"> может использоваться, как компромиссное </w:t>
+        <w:t xml:space="preserve">списка с тонкой блокировкой может использоваться, как компромиссное </w:t>
       </w:r>
       <w:r>
         <w:rPr>
@@ -8983,7 +8840,7 @@
       <w:rPr>
         <w:noProof/>
       </w:rPr>
-      <w:t>8</w:t>
+      <w:t>10</w:t>
     </w:r>
     <w:r>
       <w:fldChar w:fldCharType="end"/>
@@ -9036,7 +8893,7 @@
 
 <file path=word/numbering.xml><?xml version="1.0" encoding="utf-8"?>
 <w:numbering xmlns:wpc="http://schemas.microsoft.com/office/word/2010/wordprocessingCanvas" xmlns:mc="http://schemas.openxmlformats.org/markup-compatibility/2006" xmlns:o="urn:schemas-microsoft-com:office:office" xmlns:r="http://schemas.openxmlformats.org/officeDocument/2006/relationships" xmlns:m="http://schemas.openxmlformats.org/officeDocument/2006/math" xmlns:v="urn:schemas-microsoft-com:vml" xmlns:wp14="http://schemas.microsoft.com/office/word/2010/wordprocessingDrawing" xmlns:wp="http://schemas.openxmlformats.org/drawingml/2006/wordprocessingDrawing" xmlns:w10="urn:schemas-microsoft-com:office:word" xmlns:w="http://schemas.openxmlformats.org/wordprocessingml/2006/main" xmlns:w14="http://schemas.microsoft.com/office/word/2010/wordml" xmlns:w15="http://schemas.microsoft.com/office/word/2012/wordml" xmlns:wpg="http://schemas.microsoft.com/office/word/2010/wordprocessingGroup" xmlns:wpi="http://schemas.microsoft.com/office/word/2010/wordprocessingInk" xmlns:wne="http://schemas.microsoft.com/office/word/2006/wordml" xmlns:wps="http://schemas.microsoft.com/office/word/2010/wordprocessingShape" mc:Ignorable="w14 w15 wp14">
-  <w:abstractNum w:abstractNumId="0" w15:restartNumberingAfterBreak="0">
+  <w:abstractNum w:abstractNumId="0">
     <w:nsid w:val="0B951723"/>
     <w:multiLevelType w:val="multilevel"/>
     <w:tmpl w:val="85F470EC"/>
@@ -9148,7 +9005,7 @@
       </w:rPr>
     </w:lvl>
   </w:abstractNum>
-  <w:abstractNum w:abstractNumId="1" w15:restartNumberingAfterBreak="0">
+  <w:abstractNum w:abstractNumId="1">
     <w:nsid w:val="0C357B99"/>
     <w:multiLevelType w:val="multilevel"/>
     <w:tmpl w:val="DAFEEB54"/>
@@ -9253,7 +9110,7 @@
       </w:rPr>
     </w:lvl>
   </w:abstractNum>
-  <w:abstractNum w:abstractNumId="2" w15:restartNumberingAfterBreak="0">
+  <w:abstractNum w:abstractNumId="2">
     <w:nsid w:val="0FDE65CD"/>
     <w:multiLevelType w:val="hybridMultilevel"/>
     <w:tmpl w:val="8D22E7CC"/>
@@ -9366,7 +9223,7 @@
       </w:rPr>
     </w:lvl>
   </w:abstractNum>
-  <w:abstractNum w:abstractNumId="3" w15:restartNumberingAfterBreak="0">
+  <w:abstractNum w:abstractNumId="3">
     <w:nsid w:val="17141630"/>
     <w:multiLevelType w:val="multilevel"/>
     <w:tmpl w:val="C1FC915E"/>
@@ -9463,7 +9320,7 @@
       </w:rPr>
     </w:lvl>
   </w:abstractNum>
-  <w:abstractNum w:abstractNumId="4" w15:restartNumberingAfterBreak="0">
+  <w:abstractNum w:abstractNumId="4">
     <w:nsid w:val="1AA864AB"/>
     <w:multiLevelType w:val="hybridMultilevel"/>
     <w:tmpl w:val="A0788BF8"/>
@@ -9576,7 +9433,7 @@
       </w:rPr>
     </w:lvl>
   </w:abstractNum>
-  <w:abstractNum w:abstractNumId="5" w15:restartNumberingAfterBreak="0">
+  <w:abstractNum w:abstractNumId="5">
     <w:nsid w:val="21AE4233"/>
     <w:multiLevelType w:val="multilevel"/>
     <w:tmpl w:val="9BB2641E"/>
@@ -9681,7 +9538,7 @@
       </w:rPr>
     </w:lvl>
   </w:abstractNum>
-  <w:abstractNum w:abstractNumId="6" w15:restartNumberingAfterBreak="0">
+  <w:abstractNum w:abstractNumId="6">
     <w:nsid w:val="279D6997"/>
     <w:multiLevelType w:val="multilevel"/>
     <w:tmpl w:val="46CC5F22"/>
@@ -9786,7 +9643,7 @@
       </w:rPr>
     </w:lvl>
   </w:abstractNum>
-  <w:abstractNum w:abstractNumId="7" w15:restartNumberingAfterBreak="0">
+  <w:abstractNum w:abstractNumId="7">
     <w:nsid w:val="2D455DE7"/>
     <w:multiLevelType w:val="multilevel"/>
     <w:tmpl w:val="7C9ABC9A"/>
@@ -9873,7 +9730,7 @@
       </w:rPr>
     </w:lvl>
   </w:abstractNum>
-  <w:abstractNum w:abstractNumId="8" w15:restartNumberingAfterBreak="0">
+  <w:abstractNum w:abstractNumId="8">
     <w:nsid w:val="44D849CC"/>
     <w:multiLevelType w:val="multilevel"/>
     <w:tmpl w:val="AEC08E8C"/>
@@ -9960,7 +9817,7 @@
       </w:pPr>
     </w:lvl>
   </w:abstractNum>
-  <w:abstractNum w:abstractNumId="9" w15:restartNumberingAfterBreak="0">
+  <w:abstractNum w:abstractNumId="9">
     <w:nsid w:val="44DD0A8E"/>
     <w:multiLevelType w:val="hybridMultilevel"/>
     <w:tmpl w:val="14685642"/>
@@ -10073,7 +9930,7 @@
       </w:rPr>
     </w:lvl>
   </w:abstractNum>
-  <w:abstractNum w:abstractNumId="10" w15:restartNumberingAfterBreak="0">
+  <w:abstractNum w:abstractNumId="10">
     <w:nsid w:val="465F772D"/>
     <w:multiLevelType w:val="multilevel"/>
     <w:tmpl w:val="AFAE2FB4"/>
@@ -10160,7 +10017,7 @@
       </w:pPr>
     </w:lvl>
   </w:abstractNum>
-  <w:abstractNum w:abstractNumId="11" w15:restartNumberingAfterBreak="0">
+  <w:abstractNum w:abstractNumId="11">
     <w:nsid w:val="4FA36AA9"/>
     <w:multiLevelType w:val="multilevel"/>
     <w:tmpl w:val="2B4C8DAE"/>
@@ -10247,7 +10104,7 @@
       </w:pPr>
     </w:lvl>
   </w:abstractNum>
-  <w:abstractNum w:abstractNumId="12" w15:restartNumberingAfterBreak="0">
+  <w:abstractNum w:abstractNumId="12">
     <w:nsid w:val="52305518"/>
     <w:multiLevelType w:val="multilevel"/>
     <w:tmpl w:val="609E0478"/>
@@ -10334,7 +10191,7 @@
       </w:pPr>
     </w:lvl>
   </w:abstractNum>
-  <w:abstractNum w:abstractNumId="13" w15:restartNumberingAfterBreak="0">
+  <w:abstractNum w:abstractNumId="13">
     <w:nsid w:val="54312199"/>
     <w:multiLevelType w:val="multilevel"/>
     <w:tmpl w:val="452E51A8"/>
@@ -10439,7 +10296,7 @@
       </w:rPr>
     </w:lvl>
   </w:abstractNum>
-  <w:abstractNum w:abstractNumId="14" w15:restartNumberingAfterBreak="0">
+  <w:abstractNum w:abstractNumId="14">
     <w:nsid w:val="5B075457"/>
     <w:multiLevelType w:val="hybridMultilevel"/>
     <w:tmpl w:val="AC360534"/>
@@ -10552,7 +10409,7 @@
       </w:rPr>
     </w:lvl>
   </w:abstractNum>
-  <w:abstractNum w:abstractNumId="15" w15:restartNumberingAfterBreak="0">
+  <w:abstractNum w:abstractNumId="15">
     <w:nsid w:val="5ECD345D"/>
     <w:multiLevelType w:val="multilevel"/>
     <w:tmpl w:val="2BB89CDA"/>
@@ -10657,7 +10514,7 @@
       </w:rPr>
     </w:lvl>
   </w:abstractNum>
-  <w:abstractNum w:abstractNumId="16" w15:restartNumberingAfterBreak="0">
+  <w:abstractNum w:abstractNumId="16">
     <w:nsid w:val="5F883332"/>
     <w:multiLevelType w:val="multilevel"/>
     <w:tmpl w:val="9ED4D880"/>
@@ -10762,7 +10619,7 @@
       </w:rPr>
     </w:lvl>
   </w:abstractNum>
-  <w:abstractNum w:abstractNumId="17" w15:restartNumberingAfterBreak="0">
+  <w:abstractNum w:abstractNumId="17">
     <w:nsid w:val="657B598D"/>
     <w:multiLevelType w:val="multilevel"/>
     <w:tmpl w:val="9B0EECCE"/>
@@ -10849,7 +10706,7 @@
       </w:pPr>
     </w:lvl>
   </w:abstractNum>
-  <w:abstractNum w:abstractNumId="18" w15:restartNumberingAfterBreak="0">
+  <w:abstractNum w:abstractNumId="18">
     <w:nsid w:val="6662031C"/>
     <w:multiLevelType w:val="multilevel"/>
     <w:tmpl w:val="E5360218"/>
@@ -10936,7 +10793,7 @@
       </w:pPr>
     </w:lvl>
   </w:abstractNum>
-  <w:abstractNum w:abstractNumId="19" w15:restartNumberingAfterBreak="0">
+  <w:abstractNum w:abstractNumId="19">
     <w:nsid w:val="676C59A6"/>
     <w:multiLevelType w:val="multilevel"/>
     <w:tmpl w:val="DA544D58"/>
@@ -11041,7 +10898,7 @@
       </w:rPr>
     </w:lvl>
   </w:abstractNum>
-  <w:abstractNum w:abstractNumId="20" w15:restartNumberingAfterBreak="0">
+  <w:abstractNum w:abstractNumId="20">
     <w:nsid w:val="74D86333"/>
     <w:multiLevelType w:val="multilevel"/>
     <w:tmpl w:val="B010DCBC"/>
@@ -11146,7 +11003,7 @@
       </w:rPr>
     </w:lvl>
   </w:abstractNum>
-  <w:abstractNum w:abstractNumId="21" w15:restartNumberingAfterBreak="0">
+  <w:abstractNum w:abstractNumId="21">
     <w:nsid w:val="7BB81CCE"/>
     <w:multiLevelType w:val="hybridMultilevel"/>
     <w:tmpl w:val="7820F82E"/>
